--- a/resume/AlexanderShahamResume-Software.docx
+++ b/resume/AlexanderShahamResume-Software.docx
@@ -39,7 +39,7 @@
         </w:rPr>
         <w:t xml:space="preserve"> • </w:t>
       </w:r>
-      <w:hyperlink w:history="1" r:id="rIdz_3ccjv3y7jtz9r3jy_f5">
+      <w:hyperlink w:history="1" r:id="rIdp2fspcmnstjwftaq1oslr">
         <w:r>
           <w:rPr>
             <w:color w:val="555555"/>
@@ -57,7 +57,7 @@
         </w:rPr>
         <w:t xml:space="preserve"> • </w:t>
       </w:r>
-      <w:hyperlink w:history="1" r:id="rIdg7wnmay12qlgd_t0a2ie8">
+      <w:hyperlink w:history="1" r:id="rIdp-hzxezonnheodp1muspv">
         <w:r>
           <w:rPr>
             <w:color w:val="555555"/>
@@ -75,7 +75,7 @@
         </w:rPr>
         <w:t xml:space="preserve"> • </w:t>
       </w:r>
-      <w:hyperlink w:history="1" r:id="rIdnxgqcs9muardnyhbotrex">
+      <w:hyperlink w:history="1" r:id="rIdjn5wfjysxcjbvaiqcpbn-">
         <w:r>
           <w:rPr>
             <w:color w:val="555555"/>
@@ -85,24 +85,6 @@
           <w:t xml:space="preserve">github.com/Nuja1337</w:t>
         </w:r>
       </w:hyperlink>
-      <w:r>
-        <w:rPr>
-          <w:color w:val="999999"/>
-          <w:sz w:val="18"/>
-          <w:szCs w:val="18"/>
-        </w:rPr>
-        <w:t xml:space="preserve"> • </w:t>
-      </w:r>
-      <w:hyperlink w:history="1" r:id="rIdgw79es2deuauw0uoxnzl1">
-        <w:r>
-          <w:rPr>
-            <w:color w:val="555555"/>
-            <w:sz w:val="18"/>
-            <w:szCs w:val="18"/>
-          </w:rPr>
-          <w:t xml:space="preserve">linkedin.com/in/alexander-shaham</w:t>
-        </w:r>
-      </w:hyperlink>
     </w:p>
     <w:p>
       <w:pPr>
@@ -466,7 +448,7 @@
       <w:r>
         <w:t xml:space="preserve">	</w:t>
       </w:r>
-      <w:hyperlink w:history="1" r:id="rIdscbb46sadqzmlvxccdbsj">
+      <w:hyperlink w:history="1" r:id="rId4vcfelfnlqwcncraibve0">
         <w:r>
           <w:rPr>
             <w:color w:val="555555"/>
@@ -525,7 +507,7 @@
       <w:r>
         <w:t xml:space="preserve">	</w:t>
       </w:r>
-      <w:hyperlink w:history="1" r:id="rIdkm9_9vzyxmcilu1i-vswk">
+      <w:hyperlink w:history="1" r:id="rIdbgyusbtexsbgmvxw9ft3j">
         <w:r>
           <w:rPr>
             <w:color w:val="555555"/>
@@ -571,7 +553,7 @@
       <w:r>
         <w:t xml:space="preserve">	</w:t>
       </w:r>
-      <w:hyperlink w:history="1" r:id="rIdlugrjixd1jzvoz0ptjhpn">
+      <w:hyperlink w:history="1" r:id="rIddmooitjxeglrftd-bxs0b">
         <w:r>
           <w:rPr>
             <w:color w:val="555555"/>
